--- a/Documentation/IntroductionMessage.docx
+++ b/Documentation/IntroductionMessage.docx
@@ -4,7 +4,13 @@
   <w:body>
     <w:p>
       <w:r>
-        <w:t xml:space="preserve">During the off season, I find that I frequently have to make decisions that will affect </w:t>
+        <w:t xml:space="preserve">During the </w:t>
+      </w:r>
+      <w:r>
+        <w:t xml:space="preserve">tax </w:t>
+      </w:r>
+      <w:r>
+        <w:t xml:space="preserve">off season, I find that I frequently have to make decisions that will affect </w:t>
       </w:r>
       <w:r>
         <w:t>how much</w:t>
@@ -146,31 +152,19 @@
           <w:rPr>
             <w:rStyle w:val="Hyperlink"/>
           </w:rPr>
-          <w:t>bruceblinn.com/6-OtherStuff/Taxe</w:t>
+          <w:t>bruceblinn.com/6-OtherStuff/Taxes/index.</w:t>
         </w:r>
         <w:r>
           <w:rPr>
             <w:rStyle w:val="Hyperlink"/>
           </w:rPr>
-          <w:t>s</w:t>
+          <w:t>h</w:t>
         </w:r>
         <w:r>
           <w:rPr>
             <w:rStyle w:val="Hyperlink"/>
           </w:rPr>
-          <w:t>/inde</w:t>
-        </w:r>
-        <w:r>
-          <w:rPr>
-            <w:rStyle w:val="Hyperlink"/>
-          </w:rPr>
-          <w:t>x</w:t>
-        </w:r>
-        <w:r>
-          <w:rPr>
-            <w:rStyle w:val="Hyperlink"/>
-          </w:rPr>
-          <w:t>.html</w:t>
+          <w:t>tml</w:t>
         </w:r>
       </w:hyperlink>
     </w:p>

--- a/Documentation/IntroductionMessage.docx
+++ b/Documentation/IntroductionMessage.docx
@@ -10,7 +10,7 @@
         <w:t xml:space="preserve">tax </w:t>
       </w:r>
       <w:r>
-        <w:t xml:space="preserve">off season, I find that I frequently have to make decisions that will affect </w:t>
+        <w:t xml:space="preserve">off season, I find that I frequently have to make decisions that affect </w:t>
       </w:r>
       <w:r>
         <w:t>how much</w:t>
@@ -55,7 +55,16 @@
         <w:t xml:space="preserve"> on my taxes</w:t>
       </w:r>
       <w:r>
-        <w:t>. In particular</w:t>
+        <w:t xml:space="preserve">. </w:t>
+      </w:r>
+      <w:r>
+        <w:t>For ex</w:t>
+      </w:r>
+      <w:r>
+        <w:t>a</w:t>
+      </w:r>
+      <w:r>
+        <w:t>mple</w:t>
       </w:r>
       <w:r>
         <w:t>,</w:t>
@@ -152,19 +161,7 @@
           <w:rPr>
             <w:rStyle w:val="Hyperlink"/>
           </w:rPr>
-          <w:t>bruceblinn.com/6-OtherStuff/Taxes/index.</w:t>
-        </w:r>
-        <w:r>
-          <w:rPr>
-            <w:rStyle w:val="Hyperlink"/>
-          </w:rPr>
-          <w:t>h</w:t>
-        </w:r>
-        <w:r>
-          <w:rPr>
-            <w:rStyle w:val="Hyperlink"/>
-          </w:rPr>
-          <w:t>tml</w:t>
+          <w:t>bruceblinn.com/6-OtherStuff/Taxes/index.html</w:t>
         </w:r>
       </w:hyperlink>
     </w:p>
